--- a/instance recovery.docx
+++ b/instance recovery.docx
@@ -27,7 +27,63 @@
     </w:p>
     <w:p>
       <w:r>
-        <w:t>When any one of the instance is crashed in RAC, then this node failure is detected by the surviving instances. Now the GRD resouces will be distributed across the existing instances. The instance which first detects the crash, will the start the online redo log thread of the crashed instance.  The SMON of that instance, will read the redo to do rollforward ( i.e to apply both committed and noncommited data). Once rollforward is done, it will rollback the uncommited transactions using UNDO tablespace of the failed instance.</w:t>
+        <w:t xml:space="preserve">When any one of the instance is crashed in RAC, then this node failure is detected by the surviving instances. Now the GRD </w:t>
+      </w:r>
+      <w:proofErr w:type="spellStart"/>
+      <w:r>
+        <w:t>resouces</w:t>
+      </w:r>
+      <w:proofErr w:type="spellEnd"/>
+      <w:r>
+        <w:t xml:space="preserve"> will be distributed across the existing instances. The instance which first detects the crash, will the start the online redo log thread of the crashed instance.  The SMON of that instance, will read the redo to do </w:t>
+      </w:r>
+      <w:proofErr w:type="spellStart"/>
+      <w:r>
+        <w:t>rollforward</w:t>
+      </w:r>
+      <w:proofErr w:type="spellEnd"/>
+      <w:r>
+        <w:t xml:space="preserve"> ( </w:t>
+      </w:r>
+      <w:proofErr w:type="spellStart"/>
+      <w:r>
+        <w:t>i.e</w:t>
+      </w:r>
+      <w:proofErr w:type="spellEnd"/>
+      <w:r>
+        <w:t xml:space="preserve"> to apply both committed and </w:t>
+      </w:r>
+      <w:proofErr w:type="spellStart"/>
+      <w:r>
+        <w:t>noncommited</w:t>
+      </w:r>
+      <w:proofErr w:type="spellEnd"/>
+      <w:r>
+        <w:t xml:space="preserve"> data). Once </w:t>
+      </w:r>
+      <w:proofErr w:type="spellStart"/>
+      <w:r>
+        <w:t>rollforward</w:t>
+      </w:r>
+      <w:proofErr w:type="spellEnd"/>
+      <w:r>
+        <w:t xml:space="preserve"> is done, it will </w:t>
+      </w:r>
+      <w:proofErr w:type="spellStart"/>
+      <w:r>
+        <w:t>rollback</w:t>
+      </w:r>
+      <w:proofErr w:type="spellEnd"/>
+      <w:r>
+        <w:t xml:space="preserve"> the </w:t>
+      </w:r>
+      <w:proofErr w:type="spellStart"/>
+      <w:r>
+        <w:t>uncommited</w:t>
+      </w:r>
+      <w:proofErr w:type="spellEnd"/>
+      <w:r>
+        <w:t xml:space="preserve"> transactions using UNDO tablespace of the failed instance.</w:t>
       </w:r>
     </w:p>
     <w:p>
@@ -124,10 +180,13 @@
         <w:t xml:space="preserve">Oracle performs roll forward </w:t>
       </w:r>
       <w:r>
-        <w:t>j</w:t>
-      </w:r>
-      <w:r>
-        <w:t>recovery against the blocks, applying all redo log recorded transactions.</w:t>
+        <w:t>r</w:t>
+      </w:r>
+      <w:r>
+        <w:t>ecovery</w:t>
+      </w:r>
+      <w:r>
+        <w:t xml:space="preserve"> against the blocks, applying all redo log recorded transactions.</w:t>
       </w:r>
     </w:p>
     <w:p>
